--- a/zht/docx/146.content.docx
+++ b/zht/docx/146.content.docx
@@ -396,18 +396,12 @@
           <w:lang w:val="zh_TW" w:bidi="zh_TW"/>
         </w:rPr>
       </w:r>
-      <w:hyperlink r:id="rId13">
-        <w:r>
-          <w:rPr>
-            <w:lang w:val="zh_TW" w:bidi="zh_TW"/>
-          </w:rPr>
-          <w:rPr>
-            <w:color w:val="0000EE"/>
-            <w:u w:val="single"/>
-          </w:rPr>
-          <w:t>撒母耳記上9:12–13</w:t>
-        </w:r>
-      </w:hyperlink>
+      <w:r>
+        <w:rPr>
+          <w:lang w:val="zh_TW" w:bidi="zh_TW"/>
+        </w:rPr>
+        <w:t>撒母耳記上9:12–13</w:t>
+      </w:r>
     </w:p>
     <w:p>
       <w:pPr>
@@ -420,18 +414,12 @@
           <w:lang w:val="zh_TW" w:bidi="zh_TW"/>
         </w:rPr>
       </w:r>
-      <w:hyperlink r:id="rId14">
-        <w:r>
-          <w:rPr>
-            <w:lang w:val="zh_TW" w:bidi="zh_TW"/>
-          </w:rPr>
-          <w:rPr>
-            <w:color w:val="0000EE"/>
-            <w:u w:val="single"/>
-          </w:rPr>
-          <w:t>列王紀下16:4</w:t>
-        </w:r>
-      </w:hyperlink>
+      <w:r>
+        <w:rPr>
+          <w:lang w:val="zh_TW" w:bidi="zh_TW"/>
+        </w:rPr>
+        <w:t>列王紀下16:4</w:t>
+      </w:r>
     </w:p>
     <w:p>
       <w:pPr>
@@ -444,18 +432,12 @@
           <w:lang w:val="zh_TW" w:bidi="zh_TW"/>
         </w:rPr>
       </w:r>
-      <w:hyperlink r:id="rId15">
-        <w:r>
-          <w:rPr>
-            <w:lang w:val="zh_TW" w:bidi="zh_TW"/>
-          </w:rPr>
-          <w:rPr>
-            <w:color w:val="0000EE"/>
-            <w:u w:val="single"/>
-          </w:rPr>
-          <w:t>阿摩司書4:13</w:t>
-        </w:r>
-      </w:hyperlink>
+      <w:r>
+        <w:rPr>
+          <w:lang w:val="zh_TW" w:bidi="zh_TW"/>
+        </w:rPr>
+        <w:t>阿摩司書4:13</w:t>
+      </w:r>
     </w:p>
     <w:p>
       <w:pPr>
@@ -468,18 +450,12 @@
           <w:lang w:val="zh_TW" w:bidi="zh_TW"/>
         </w:rPr>
       </w:r>
-      <w:hyperlink r:id="rId16">
-        <w:r>
-          <w:rPr>
-            <w:lang w:val="zh_TW" w:bidi="zh_TW"/>
-          </w:rPr>
-          <w:rPr>
-            <w:color w:val="0000EE"/>
-            <w:u w:val="single"/>
-          </w:rPr>
-          <w:t>申命記33:29</w:t>
-        </w:r>
-      </w:hyperlink>
+      <w:r>
+        <w:rPr>
+          <w:lang w:val="zh_TW" w:bidi="zh_TW"/>
+        </w:rPr>
+        <w:t>申命記33:29</w:t>
+      </w:r>
     </w:p>
     <w:p>
       <w:pPr>
@@ -492,18 +468,12 @@
           <w:lang w:val="zh_TW" w:bidi="zh_TW"/>
         </w:rPr>
       </w:r>
-      <w:hyperlink r:id="rId17">
-        <w:r>
-          <w:rPr>
-            <w:lang w:val="zh_TW" w:bidi="zh_TW"/>
-          </w:rPr>
-          <w:rPr>
-            <w:color w:val="0000EE"/>
-            <w:u w:val="single"/>
-          </w:rPr>
-          <w:t>以西結書6:1–3</w:t>
-        </w:r>
-      </w:hyperlink>
+      <w:r>
+        <w:rPr>
+          <w:lang w:val="zh_TW" w:bidi="zh_TW"/>
+        </w:rPr>
+        <w:t>以西結書6:1–3</w:t>
+      </w:r>
     </w:p>
     <w:p>
       <w:pPr>
@@ -516,18 +486,12 @@
           <w:lang w:val="zh_TW" w:bidi="zh_TW"/>
         </w:rPr>
       </w:r>
-      <w:hyperlink r:id="rId18">
-        <w:r>
-          <w:rPr>
-            <w:lang w:val="zh_TW" w:bidi="zh_TW"/>
-          </w:rPr>
-          <w:rPr>
-            <w:color w:val="0000EE"/>
-            <w:u w:val="single"/>
-          </w:rPr>
-          <w:t>哈巴谷書3:19</w:t>
-        </w:r>
-      </w:hyperlink>
+      <w:r>
+        <w:rPr>
+          <w:lang w:val="zh_TW" w:bidi="zh_TW"/>
+        </w:rPr>
+        <w:t>哈巴谷書3:19</w:t>
+      </w:r>
     </w:p>
     <w:p>
       <w:pPr>
@@ -764,18 +728,12 @@
           <w:lang w:val="zh_TW" w:bidi="zh_TW"/>
         </w:rPr>
       </w:r>
-      <w:hyperlink r:id="rId19">
-        <w:r>
-          <w:rPr>
-            <w:lang w:val="zh_TW" w:bidi="zh_TW"/>
-          </w:rPr>
-          <w:rPr>
-            <w:color w:val="0000EE"/>
-            <w:u w:val="single"/>
-          </w:rPr>
-          <w:t>申命記19:18</w:t>
-        </w:r>
-      </w:hyperlink>
+      <w:r>
+        <w:rPr>
+          <w:lang w:val="zh_TW" w:bidi="zh_TW"/>
+        </w:rPr>
+        <w:t>申命記19:18</w:t>
+      </w:r>
     </w:p>
     <w:p>
       <w:pPr>
@@ -788,18 +746,12 @@
           <w:lang w:val="zh_TW" w:bidi="zh_TW"/>
         </w:rPr>
       </w:r>
-      <w:hyperlink r:id="rId20">
-        <w:r>
-          <w:rPr>
-            <w:lang w:val="zh_TW" w:bidi="zh_TW"/>
-          </w:rPr>
-          <w:rPr>
-            <w:color w:val="0000EE"/>
-            <w:u w:val="single"/>
-          </w:rPr>
-          <w:t>以西結書20:1</w:t>
-        </w:r>
-      </w:hyperlink>
+      <w:r>
+        <w:rPr>
+          <w:lang w:val="zh_TW" w:bidi="zh_TW"/>
+        </w:rPr>
+        <w:t>以西結書20:1</w:t>
+      </w:r>
     </w:p>
     <w:p>
       <w:pPr>
@@ -812,30 +764,18 @@
           <w:lang w:val="zh_TW" w:bidi="zh_TW"/>
         </w:rPr>
       </w:r>
-      <w:hyperlink r:id="rId20">
-        <w:r>
-          <w:rPr>
-            <w:lang w:val="zh_TW" w:bidi="zh_TW"/>
-          </w:rPr>
-          <w:rPr>
-            <w:color w:val="0000EE"/>
-            <w:u w:val="single"/>
-          </w:rPr>
-          <w:t>以西結書20:</w:t>
-        </w:r>
-      </w:hyperlink>
-      <w:hyperlink r:id="rId21">
-        <w:r>
-          <w:rPr>
-            <w:lang w:val="zh_TW" w:bidi="zh_TW"/>
-          </w:rPr>
-          <w:rPr>
-            <w:color w:val="0000EE"/>
-            <w:u w:val="single"/>
-          </w:rPr>
-          <w:t>30–32</w:t>
-        </w:r>
-      </w:hyperlink>
+      <w:r>
+        <w:rPr>
+          <w:lang w:val="zh_TW" w:bidi="zh_TW"/>
+        </w:rPr>
+        <w:t>以西結書20:</w:t>
+      </w:r>
+      <w:r>
+        <w:rPr>
+          <w:lang w:val="zh_TW" w:bidi="zh_TW"/>
+        </w:rPr>
+        <w:t>30–32</w:t>
+      </w:r>
     </w:p>
     <w:p>
       <w:pPr>
@@ -848,18 +788,12 @@
           <w:lang w:val="zh_TW" w:bidi="zh_TW"/>
         </w:rPr>
       </w:r>
-      <w:hyperlink r:id="rId22">
-        <w:r>
-          <w:rPr>
-            <w:lang w:val="zh_TW" w:bidi="zh_TW"/>
-          </w:rPr>
-          <w:rPr>
-            <w:color w:val="0000EE"/>
-            <w:u w:val="single"/>
-          </w:rPr>
-          <w:t>以斯拉記7:14</w:t>
-        </w:r>
-      </w:hyperlink>
+      <w:r>
+        <w:rPr>
+          <w:lang w:val="zh_TW" w:bidi="zh_TW"/>
+        </w:rPr>
+        <w:t>以斯拉記7:14</w:t>
+      </w:r>
     </w:p>
     <w:p>
       <w:pPr>
@@ -872,18 +806,12 @@
           <w:lang w:val="zh_TW" w:bidi="zh_TW"/>
         </w:rPr>
       </w:r>
-      <w:hyperlink r:id="rId23">
-        <w:r>
-          <w:rPr>
-            <w:lang w:val="zh_TW" w:bidi="zh_TW"/>
-          </w:rPr>
-          <w:rPr>
-            <w:color w:val="0000EE"/>
-            <w:u w:val="single"/>
-          </w:rPr>
-          <w:t>約伯記10:7</w:t>
-        </w:r>
-      </w:hyperlink>
+      <w:r>
+        <w:rPr>
+          <w:lang w:val="zh_TW" w:bidi="zh_TW"/>
+        </w:rPr>
+        <w:t>約伯記10:7</w:t>
+      </w:r>
     </w:p>
     <w:p>
       <w:pPr>
